--- a/专利交底书/2026-10-12/专利技术交底书V2_一种基于跨控制面引用图的混合环境配置污染识别与迁移校验方法及系统.docx
+++ b/专利交底书/2026-10-12/专利技术交底书V2_一种基于跨控制面引用图的混合环境配置污染识别与迁移校验方法及系统.docx
@@ -628,6 +628,51 @@
     </w:p>
     <w:p>
       <w:pPr>
+        <w:jc w:val="center"/>
+      </w:pPr>
+      <w:r>
+        <w:drawing>
+          <wp:inline distT="0" distB="0" distL="0" distR="0">
+            <wp:extent cx="4572000" cy="3048000"/>
+            <wp:effectExtent t="0" r="0" b="0" l="0"/>
+            <wp:docPr id="1" name="图1 系统三层架构与处理链路" descr="图1 系统三层架构与处理链路" title="图1 系统三层架构与处理链路"/>
+            <wp:cNvGraphicFramePr>
+              <a:graphicFrameLocks xmlns:a="http://schemas.openxmlformats.org/drawingml/2006/main" noChangeAspect="1"/>
+            </wp:cNvGraphicFramePr>
+            <a:graphic xmlns:a="http://schemas.openxmlformats.org/drawingml/2006/main">
+              <a:graphicData uri="http://schemas.openxmlformats.org/drawingml/2006/picture">
+                <pic:pic xmlns:pic="http://schemas.openxmlformats.org/drawingml/2006/picture">
+                  <pic:nvPicPr>
+                    <pic:cNvPr id="0" name="" descr=""/>
+                    <pic:cNvPicPr>
+                      <a:picLocks noChangeAspect="1" noChangeArrowheads="1"/>
+                    </pic:cNvPicPr>
+                  </pic:nvPicPr>
+                  <pic:blipFill>
+                    <a:blip r:embed="rId7" cstate="none"/>
+                    <a:srcRect/>
+                    <a:stretch>
+                      <a:fillRect/>
+                    </a:stretch>
+                  </pic:blipFill>
+                  <pic:spPr bwMode="auto">
+                    <a:xfrm>
+                      <a:off x="0" y="0"/>
+                      <a:ext cx="4572000" cy="3048000"/>
+                    </a:xfrm>
+                    <a:prstGeom prst="rect">
+                      <a:avLst/>
+                    </a:prstGeom>
+                  </pic:spPr>
+                </pic:pic>
+              </a:graphicData>
+            </a:graphic>
+          </wp:inline>
+        </w:drawing>
+      </w:r>
+    </w:p>
+    <w:p>
+      <w:pPr>
         <w:spacing w:after="120" w:line="360" w:lineRule="auto"/>
         <w:ind w:firstLine="480"/>
       </w:pPr>
@@ -637,7 +682,7 @@
           <w:i/>
           <w:iCs/>
         </w:rPr>
-        <w:t xml:space="preserve">图1 系统三层架构图（待绘制）</w:t>
+        <w:t xml:space="preserve">图1 系统三层架构与处理链路</w:t>
       </w:r>
     </w:p>
     <w:p>
@@ -1769,6 +1814,51 @@
     </w:p>
     <w:p>
       <w:pPr>
+        <w:jc w:val="center"/>
+      </w:pPr>
+      <w:r>
+        <w:drawing>
+          <wp:inline distT="0" distB="0" distL="0" distR="0">
+            <wp:extent cx="4572000" cy="3048000"/>
+            <wp:effectExtent t="0" r="0" b="0" l="0"/>
+            <wp:docPr id="1" name="图2 统一环境引用记录与跨控制面引用图结构" descr="图2 统一环境引用记录与跨控制面引用图结构" title="图2 统一环境引用记录与跨控制面引用图结构"/>
+            <wp:cNvGraphicFramePr>
+              <a:graphicFrameLocks xmlns:a="http://schemas.openxmlformats.org/drawingml/2006/main" noChangeAspect="1"/>
+            </wp:cNvGraphicFramePr>
+            <a:graphic xmlns:a="http://schemas.openxmlformats.org/drawingml/2006/main">
+              <a:graphicData uri="http://schemas.openxmlformats.org/drawingml/2006/picture">
+                <pic:pic xmlns:pic="http://schemas.openxmlformats.org/drawingml/2006/picture">
+                  <pic:nvPicPr>
+                    <pic:cNvPr id="0" name="" descr=""/>
+                    <pic:cNvPicPr>
+                      <a:picLocks noChangeAspect="1" noChangeArrowheads="1"/>
+                    </pic:cNvPicPr>
+                  </pic:nvPicPr>
+                  <pic:blipFill>
+                    <a:blip r:embed="rId8" cstate="none"/>
+                    <a:srcRect/>
+                    <a:stretch>
+                      <a:fillRect/>
+                    </a:stretch>
+                  </pic:blipFill>
+                  <pic:spPr bwMode="auto">
+                    <a:xfrm>
+                      <a:off x="0" y="0"/>
+                      <a:ext cx="4572000" cy="3048000"/>
+                    </a:xfrm>
+                    <a:prstGeom prst="rect">
+                      <a:avLst/>
+                    </a:prstGeom>
+                  </pic:spPr>
+                </pic:pic>
+              </a:graphicData>
+            </a:graphic>
+          </wp:inline>
+        </w:drawing>
+      </w:r>
+    </w:p>
+    <w:p>
+      <w:pPr>
         <w:spacing w:after="120" w:line="360" w:lineRule="auto"/>
         <w:ind w:firstLine="480"/>
       </w:pPr>
@@ -1778,7 +1868,7 @@
           <w:i/>
           <w:iCs/>
         </w:rPr>
-        <w:t xml:space="preserve">图2 统一环境引用记录与跨控制面引用图结构（待绘制）</w:t>
+        <w:t xml:space="preserve">图2 统一环境引用记录与跨控制面引用图结构</w:t>
       </w:r>
     </w:p>
     <w:p>
@@ -2098,6 +2188,51 @@
           <w:rFonts w:ascii="Arial" w:eastAsia="Microsoft YaHei"/>
         </w:rPr>
         <w:t xml:space="preserve"> 归一到同一实体时合并节点、保留各来源证据。</w:t>
+      </w:r>
+    </w:p>
+    <w:p>
+      <w:pPr>
+        <w:jc w:val="center"/>
+      </w:pPr>
+      <w:r>
+        <w:drawing>
+          <wp:inline distT="0" distB="0" distL="0" distR="0">
+            <wp:extent cx="4572000" cy="3048000"/>
+            <wp:effectExtent t="0" r="0" b="0" l="0"/>
+            <wp:docPr id="1" name="图3 目标实体规范化与引用解析流程" descr="图3 目标实体规范化与引用解析流程" title="图3 目标实体规范化与引用解析流程"/>
+            <wp:cNvGraphicFramePr>
+              <a:graphicFrameLocks xmlns:a="http://schemas.openxmlformats.org/drawingml/2006/main" noChangeAspect="1"/>
+            </wp:cNvGraphicFramePr>
+            <a:graphic xmlns:a="http://schemas.openxmlformats.org/drawingml/2006/main">
+              <a:graphicData uri="http://schemas.openxmlformats.org/drawingml/2006/picture">
+                <pic:pic xmlns:pic="http://schemas.openxmlformats.org/drawingml/2006/picture">
+                  <pic:nvPicPr>
+                    <pic:cNvPr id="0" name="" descr=""/>
+                    <pic:cNvPicPr>
+                      <a:picLocks noChangeAspect="1" noChangeArrowheads="1"/>
+                    </pic:cNvPicPr>
+                  </pic:nvPicPr>
+                  <pic:blipFill>
+                    <a:blip r:embed="rId9" cstate="none"/>
+                    <a:srcRect/>
+                    <a:stretch>
+                      <a:fillRect/>
+                    </a:stretch>
+                  </pic:blipFill>
+                  <pic:spPr bwMode="auto">
+                    <a:xfrm>
+                      <a:off x="0" y="0"/>
+                      <a:ext cx="4572000" cy="3048000"/>
+                    </a:xfrm>
+                    <a:prstGeom prst="rect">
+                      <a:avLst/>
+                    </a:prstGeom>
+                  </pic:spPr>
+                </pic:pic>
+              </a:graphicData>
+            </a:graphic>
+          </wp:inline>
+        </w:drawing>
       </w:r>
     </w:p>
     <w:p>
@@ -2111,7 +2246,7 @@
           <w:i/>
           <w:iCs/>
         </w:rPr>
-        <w:t xml:space="preserve">图3 目标实体规范化与引用解析流程（待绘制）</w:t>
+        <w:t xml:space="preserve">图3 目标实体规范化与引用解析流程</w:t>
       </w:r>
     </w:p>
     <w:p>
@@ -2219,6 +2354,51 @@
           <w:rFonts w:ascii="Arial" w:eastAsia="Microsoft YaHei"/>
         </w:rPr>
         <w:t xml:space="preserve"> 标签，作为白名单判定输入。</w:t>
+      </w:r>
+    </w:p>
+    <w:p>
+      <w:pPr>
+        <w:jc w:val="center"/>
+      </w:pPr>
+      <w:r>
+        <w:drawing>
+          <wp:inline distT="0" distB="0" distL="0" distR="0">
+            <wp:extent cx="4572000" cy="3048000"/>
+            <wp:effectExtent t="0" r="0" b="0" l="0"/>
+            <wp:docPr id="1" name="图4 环境标签推导与归一优先级" descr="图4 环境标签推导与归一优先级" title="图4 环境标签推导与归一优先级"/>
+            <wp:cNvGraphicFramePr>
+              <a:graphicFrameLocks xmlns:a="http://schemas.openxmlformats.org/drawingml/2006/main" noChangeAspect="1"/>
+            </wp:cNvGraphicFramePr>
+            <a:graphic xmlns:a="http://schemas.openxmlformats.org/drawingml/2006/main">
+              <a:graphicData uri="http://schemas.openxmlformats.org/drawingml/2006/picture">
+                <pic:pic xmlns:pic="http://schemas.openxmlformats.org/drawingml/2006/picture">
+                  <pic:nvPicPr>
+                    <pic:cNvPr id="0" name="" descr=""/>
+                    <pic:cNvPicPr>
+                      <a:picLocks noChangeAspect="1" noChangeArrowheads="1"/>
+                    </pic:cNvPicPr>
+                  </pic:nvPicPr>
+                  <pic:blipFill>
+                    <a:blip r:embed="rId10" cstate="none"/>
+                    <a:srcRect/>
+                    <a:stretch>
+                      <a:fillRect/>
+                    </a:stretch>
+                  </pic:blipFill>
+                  <pic:spPr bwMode="auto">
+                    <a:xfrm>
+                      <a:off x="0" y="0"/>
+                      <a:ext cx="4572000" cy="3048000"/>
+                    </a:xfrm>
+                    <a:prstGeom prst="rect">
+                      <a:avLst/>
+                    </a:prstGeom>
+                  </pic:spPr>
+                </pic:pic>
+              </a:graphicData>
+            </a:graphic>
+          </wp:inline>
+        </w:drawing>
       </w:r>
     </w:p>
     <w:p>
@@ -2232,7 +2412,7 @@
           <w:i/>
           <w:iCs/>
         </w:rPr>
-        <w:t xml:space="preserve">图4 环境标签推导与归一优先级（待绘制）</w:t>
+        <w:t xml:space="preserve">图4 环境标签推导与归一优先级</w:t>
       </w:r>
     </w:p>
     <w:p>
@@ -2402,6 +2582,51 @@
           <w:rFonts w:ascii="Arial" w:eastAsia="Microsoft YaHei"/>
         </w:rPr>
         <w:t xml:space="preserve">该白名单与三级判定显著降低"生产/测试合法共享组件被误判为污染"的误报，是污染识别准确性与稳定性的保障。</w:t>
+      </w:r>
+    </w:p>
+    <w:p>
+      <w:pPr>
+        <w:jc w:val="center"/>
+      </w:pPr>
+      <w:r>
+        <w:drawing>
+          <wp:inline distT="0" distB="0" distL="0" distR="0">
+            <wp:extent cx="4572000" cy="3048000"/>
+            <wp:effectExtent t="0" r="0" b="0" l="0"/>
+            <wp:docPr id="1" name="图5 污染边识别与阻断/告警/允许/未知判定" descr="图5 污染边识别与阻断/告警/允许/未知判定" title="图5 污染边识别与阻断/告警/允许/未知判定"/>
+            <wp:cNvGraphicFramePr>
+              <a:graphicFrameLocks xmlns:a="http://schemas.openxmlformats.org/drawingml/2006/main" noChangeAspect="1"/>
+            </wp:cNvGraphicFramePr>
+            <a:graphic xmlns:a="http://schemas.openxmlformats.org/drawingml/2006/main">
+              <a:graphicData uri="http://schemas.openxmlformats.org/drawingml/2006/picture">
+                <pic:pic xmlns:pic="http://schemas.openxmlformats.org/drawingml/2006/picture">
+                  <pic:nvPicPr>
+                    <pic:cNvPr id="0" name="" descr=""/>
+                    <pic:cNvPicPr>
+                      <a:picLocks noChangeAspect="1" noChangeArrowheads="1"/>
+                    </pic:cNvPicPr>
+                  </pic:nvPicPr>
+                  <pic:blipFill>
+                    <a:blip r:embed="rId11" cstate="none"/>
+                    <a:srcRect/>
+                    <a:stretch>
+                      <a:fillRect/>
+                    </a:stretch>
+                  </pic:blipFill>
+                  <pic:spPr bwMode="auto">
+                    <a:xfrm>
+                      <a:off x="0" y="0"/>
+                      <a:ext cx="4572000" cy="3048000"/>
+                    </a:xfrm>
+                    <a:prstGeom prst="rect">
+                      <a:avLst/>
+                    </a:prstGeom>
+                  </pic:spPr>
+                </pic:pic>
+              </a:graphicData>
+            </a:graphic>
+          </wp:inline>
+        </w:drawing>
       </w:r>
     </w:p>
     <w:p>
@@ -2415,7 +2640,7 @@
           <w:i/>
           <w:iCs/>
         </w:rPr>
-        <w:t xml:space="preserve">图5 污染边识别与阻断/告警/允许/未知判定（待绘制）</w:t>
+        <w:t xml:space="preserve">图5 污染边识别与阻断/告警/允许/未知判定</w:t>
       </w:r>
     </w:p>
     <w:p>
@@ -2426,7 +2651,7 @@
         <w:rPr>
           <w:rFonts w:ascii="Arial" w:eastAsia="Microsoft YaHei"/>
         </w:rPr>
-        <w:t xml:space="preserve">（6）静态声明与运行态观测的语义冲突识别（参见图7）</w:t>
+        <w:t xml:space="preserve">（6）静态声明与运行态观测的语义冲突识别（参见图6）</w:t>
       </w:r>
     </w:p>
     <w:p>
@@ -2513,6 +2738,51 @@
           <w:rFonts w:ascii="Arial" w:eastAsia="Microsoft YaHei"/>
         </w:rPr>
         <w:t xml:space="preserve"> 时判为一致，反之判为漂移冲突。比对维度至少包括：外部清单声明的节点角色与集群 API 实际返回角色；声明的资源运行形态（独立 VM）与实际运行形态（某 Deployment）；前端/入口声明的后端地址与该服务实际可访问位置；Pod 声明的调度约束与其实际调度到的节点。此类冲突独立于污染边，刻画"静态描述本身与现实不符"。</w:t>
+      </w:r>
+    </w:p>
+    <w:p>
+      <w:pPr>
+        <w:jc w:val="center"/>
+      </w:pPr>
+      <w:r>
+        <w:drawing>
+          <wp:inline distT="0" distB="0" distL="0" distR="0">
+            <wp:extent cx="4572000" cy="3048000"/>
+            <wp:effectExtent t="0" r="0" b="0" l="0"/>
+            <wp:docPr id="1" name="图6 静态声明与运行态观测的语义比对" descr="图6 静态声明与运行态观测的语义比对" title="图6 静态声明与运行态观测的语义比对"/>
+            <wp:cNvGraphicFramePr>
+              <a:graphicFrameLocks xmlns:a="http://schemas.openxmlformats.org/drawingml/2006/main" noChangeAspect="1"/>
+            </wp:cNvGraphicFramePr>
+            <a:graphic xmlns:a="http://schemas.openxmlformats.org/drawingml/2006/main">
+              <a:graphicData uri="http://schemas.openxmlformats.org/drawingml/2006/picture">
+                <pic:pic xmlns:pic="http://schemas.openxmlformats.org/drawingml/2006/picture">
+                  <pic:nvPicPr>
+                    <pic:cNvPr id="0" name="" descr=""/>
+                    <pic:cNvPicPr>
+                      <a:picLocks noChangeAspect="1" noChangeArrowheads="1"/>
+                    </pic:cNvPicPr>
+                  </pic:nvPicPr>
+                  <pic:blipFill>
+                    <a:blip r:embed="rId12" cstate="none"/>
+                    <a:srcRect/>
+                    <a:stretch>
+                      <a:fillRect/>
+                    </a:stretch>
+                  </pic:blipFill>
+                  <pic:spPr bwMode="auto">
+                    <a:xfrm>
+                      <a:off x="0" y="0"/>
+                      <a:ext cx="4572000" cy="3048000"/>
+                    </a:xfrm>
+                    <a:prstGeom prst="rect">
+                      <a:avLst/>
+                    </a:prstGeom>
+                  </pic:spPr>
+                </pic:pic>
+              </a:graphicData>
+            </a:graphic>
+          </wp:inline>
+        </w:drawing>
       </w:r>
     </w:p>
     <w:p>
@@ -2526,7 +2796,7 @@
           <w:i/>
           <w:iCs/>
         </w:rPr>
-        <w:t xml:space="preserve">图7 静态声明与运行态观测的语义比对（待绘制）</w:t>
+        <w:t xml:space="preserve">图6 静态声明与运行态观测的语义比对</w:t>
       </w:r>
     </w:p>
     <w:p>
@@ -2537,7 +2807,7 @@
         <w:rPr>
           <w:rFonts w:ascii="Arial" w:eastAsia="Microsoft YaHei"/>
         </w:rPr>
-        <w:t xml:space="preserve">（7）类型化引用转换、残留复验与断点续扫（参见图8）</w:t>
+        <w:t xml:space="preserve">（7）类型化引用转换、残留复验与断点续扫（参见图7）</w:t>
       </w:r>
     </w:p>
     <w:p>
@@ -2753,6 +3023,51 @@
     </w:p>
     <w:p>
       <w:pPr>
+        <w:jc w:val="center"/>
+      </w:pPr>
+      <w:r>
+        <w:drawing>
+          <wp:inline distT="0" distB="0" distL="0" distR="0">
+            <wp:extent cx="4572000" cy="3048000"/>
+            <wp:effectExtent t="0" r="0" b="0" l="0"/>
+            <wp:docPr id="1" name="图7 类型化转换—残留复验—断点续扫闭环" descr="图7 类型化转换—残留复验—断点续扫闭环" title="图7 类型化转换—残留复验—断点续扫闭环"/>
+            <wp:cNvGraphicFramePr>
+              <a:graphicFrameLocks xmlns:a="http://schemas.openxmlformats.org/drawingml/2006/main" noChangeAspect="1"/>
+            </wp:cNvGraphicFramePr>
+            <a:graphic xmlns:a="http://schemas.openxmlformats.org/drawingml/2006/main">
+              <a:graphicData uri="http://schemas.openxmlformats.org/drawingml/2006/picture">
+                <pic:pic xmlns:pic="http://schemas.openxmlformats.org/drawingml/2006/picture">
+                  <pic:nvPicPr>
+                    <pic:cNvPr id="0" name="" descr=""/>
+                    <pic:cNvPicPr>
+                      <a:picLocks noChangeAspect="1" noChangeArrowheads="1"/>
+                    </pic:cNvPicPr>
+                  </pic:nvPicPr>
+                  <pic:blipFill>
+                    <a:blip r:embed="rId13" cstate="none"/>
+                    <a:srcRect/>
+                    <a:stretch>
+                      <a:fillRect/>
+                    </a:stretch>
+                  </pic:blipFill>
+                  <pic:spPr bwMode="auto">
+                    <a:xfrm>
+                      <a:off x="0" y="0"/>
+                      <a:ext cx="4572000" cy="3048000"/>
+                    </a:xfrm>
+                    <a:prstGeom prst="rect">
+                      <a:avLst/>
+                    </a:prstGeom>
+                  </pic:spPr>
+                </pic:pic>
+              </a:graphicData>
+            </a:graphic>
+          </wp:inline>
+        </w:drawing>
+      </w:r>
+    </w:p>
+    <w:p>
+      <w:pPr>
         <w:spacing w:after="120" w:line="360" w:lineRule="auto"/>
         <w:ind w:firstLine="480"/>
       </w:pPr>
@@ -2762,7 +3077,7 @@
           <w:i/>
           <w:iCs/>
         </w:rPr>
-        <w:t xml:space="preserve">图8 类型化转换—残留复验—断点续扫闭环（待绘制）</w:t>
+        <w:t xml:space="preserve">图7 类型化转换—残留复验—断点续扫闭环</w:t>
       </w:r>
     </w:p>
     <w:p>
@@ -2773,7 +3088,7 @@
         <w:rPr>
           <w:rFonts w:ascii="Arial" w:eastAsia="Microsoft YaHei"/>
         </w:rPr>
-        <w:t xml:space="preserve">（8）部署门禁与污染关联闭包局部回滚（参见图9）</w:t>
+        <w:t xml:space="preserve">（8）部署门禁与污染关联闭包局部回滚（参见图8）</w:t>
       </w:r>
     </w:p>
     <w:p>
@@ -2856,6 +3171,51 @@
           <w:rFonts w:ascii="Arial" w:eastAsia="Microsoft YaHei"/>
         </w:rPr>
         <w:t xml:space="preserve">以限定回滚不外溢到历史稳定配置；回滚前要求存在变更前生成的可恢复快照，无快照则降级为人工确认；回滚顺序按引用图拓扑序自被依赖者向依赖者执行，避免中途引用悬空。仅回滚该闭包内配置，保留同环境其它未受影响资源的部署结果。</w:t>
+      </w:r>
+    </w:p>
+    <w:p>
+      <w:pPr>
+        <w:jc w:val="center"/>
+      </w:pPr>
+      <w:r>
+        <w:drawing>
+          <wp:inline distT="0" distB="0" distL="0" distR="0">
+            <wp:extent cx="4572000" cy="3048000"/>
+            <wp:effectExtent t="0" r="0" b="0" l="0"/>
+            <wp:docPr id="1" name="图8 部署门禁与污染关联闭包局部回滚" descr="图8 部署门禁与污染关联闭包局部回滚" title="图8 部署门禁与污染关联闭包局部回滚"/>
+            <wp:cNvGraphicFramePr>
+              <a:graphicFrameLocks xmlns:a="http://schemas.openxmlformats.org/drawingml/2006/main" noChangeAspect="1"/>
+            </wp:cNvGraphicFramePr>
+            <a:graphic xmlns:a="http://schemas.openxmlformats.org/drawingml/2006/main">
+              <a:graphicData uri="http://schemas.openxmlformats.org/drawingml/2006/picture">
+                <pic:pic xmlns:pic="http://schemas.openxmlformats.org/drawingml/2006/picture">
+                  <pic:nvPicPr>
+                    <pic:cNvPr id="0" name="" descr=""/>
+                    <pic:cNvPicPr>
+                      <a:picLocks noChangeAspect="1" noChangeArrowheads="1"/>
+                    </pic:cNvPicPr>
+                  </pic:nvPicPr>
+                  <pic:blipFill>
+                    <a:blip r:embed="rId14" cstate="none"/>
+                    <a:srcRect/>
+                    <a:stretch>
+                      <a:fillRect/>
+                    </a:stretch>
+                  </pic:blipFill>
+                  <pic:spPr bwMode="auto">
+                    <a:xfrm>
+                      <a:off x="0" y="0"/>
+                      <a:ext cx="4572000" cy="3048000"/>
+                    </a:xfrm>
+                    <a:prstGeom prst="rect">
+                      <a:avLst/>
+                    </a:prstGeom>
+                  </pic:spPr>
+                </pic:pic>
+              </a:graphicData>
+            </a:graphic>
+          </wp:inline>
+        </w:drawing>
       </w:r>
     </w:p>
     <w:p>
@@ -2869,7 +3229,7 @@
           <w:i/>
           <w:iCs/>
         </w:rPr>
-        <w:t xml:space="preserve">图9 部署门禁与污染关联闭包局部回滚（待绘制）</w:t>
+        <w:t xml:space="preserve">图8 部署门禁与污染关联闭包局部回滚</w:t>
       </w:r>
     </w:p>
     <w:p>
@@ -3314,7 +3674,7 @@
         <w:rPr>
           <w:rFonts w:ascii="Arial" w:eastAsia="Microsoft YaHei"/>
         </w:rPr>
-        <w:t xml:space="preserve">附图图1–图9 待绘制；9.2 的"检测→阻断→转换→复验→放行"原型连续日志待补；断点续扫状态结构的最小实现与中断恢复日志待补；第1章各对比文件具体公开号待代理人正式检索坐实（本稿仅 CN111984373 同族可初步对应，CN113703915A 本次未能确证）。</w:t>
+        <w:t xml:space="preserve">附图图1–图8 已以框图形式嵌入正文（占位级，正式申请时可由代理人按制图规范重绘）；9.2 的"检测→阻断→转换→复验→放行"原型连续日志待补；断点续扫状态结构的最小实现与中断恢复日志待补；第1章各对比文件具体公开号待代理人正式检索坐实（本稿仅 CN111984373 同族可初步对应，CN113703915A 本次未能确证）。</w:t>
       </w:r>
     </w:p>
     <w:sectPr>
